--- a/Cover_Letters/Shinoy_Damen_Stage_IT_Business_Systems_Cover_Letter.docx
+++ b/Cover_Letters/Shinoy_Damen_Stage_IT_Business_Systems_Cover_Letter.docx
@@ -14,7 +14,7 @@
     </w:p>
     <w:p>
       <w:r>
-        <w:t>September 30, 2026</w:t>
+        <w:t>October 22, 2026</w:t>
       </w:r>
     </w:p>
     <w:p>
@@ -25,7 +25,7 @@
     <w:p/>
     <w:p>
       <w:r>
-        <w:t>Hi Damen Naval Hiring Team,</w:t>
+        <w:t>Hi Damen Hiring Team,</w:t>
       </w:r>
     </w:p>
     <w:p>
@@ -35,7 +35,12 @@
     </w:p>
     <w:p>
       <w:r>
-        <w:t>Your opening for the Business Systems internship at Damen Naval caught my attention because it involves analyzing processes, improving system performance, and helping manage application lifecycles. Throughout my career in IT and testing, I have focused on understanding how software supports business needs, documenting procedures, and finding ways to make day-to-day operations smoother. I am eager to bring this practical mindset to your team and learn more about how you maintain reliable maritime systems.</w:t>
+        <w:t>Your Business Systems team at Damen Naval manages critical applications and processes that support the entire organization. In my previous work with global financial and banking clients, I focused on system reliability, incident management, and process automation. I have experience analyzing user needs and configuring workflows to ensure systems remain dependable and secure.</w:t>
+      </w:r>
+    </w:p>
+    <w:p>
+      <w:r>
+        <w:t>I am particularly drawn to this internship because it involves both system management and process optimization. I would welcome the chance to help automate repetitive tasks and contribute to data analysis for your application environment.</w:t>
       </w:r>
     </w:p>
     <w:p>
